--- a/прикладне стат моделювання/1.2/Лаб1.2_Думанський.docx
+++ b/прикладне стат моделювання/1.2/Лаб1.2_Думанський.docx
@@ -2525,6 +2525,330 @@
         </w:rPr>
         <w:t xml:space="preserve"> </w:t>
       </w:r>
+    </w:p>
+    <w:p>
+      <w:pPr>
+        <w:spacing w:after="120" w:line="360" w:lineRule="auto"/>
+        <w:jc w:val="both"/>
+        <w:rPr>
+          <w:rFonts w:ascii="Times New Roman" w:hAnsi="Times New Roman" w:cs="Times New Roman"/>
+          <w:sz w:val="28"/>
+          <w:szCs w:val="28"/>
+        </w:rPr>
+      </w:pPr>
+      <w:r>
+        <w:rPr>
+          <w:rFonts w:ascii="Times New Roman" w:hAnsi="Times New Roman" w:cs="Times New Roman"/>
+          <w:sz w:val="28"/>
+          <w:szCs w:val="28"/>
+          <w:lang w:val="uk-UA"/>
+        </w:rPr>
+        <w:t>Проміжні результати:</w:t>
+      </w:r>
+    </w:p>
+    <w:p>
+      <w:pPr>
+        <w:spacing w:after="120" w:line="360" w:lineRule="auto"/>
+        <w:jc w:val="both"/>
+        <w:rPr>
+          <w:rFonts w:ascii="Cambria Math" w:hAnsi="Cambria Math" w:cs="Times New Roman"/>
+          <w:sz w:val="28"/>
+          <w:szCs w:val="28"/>
+          <w:oMath/>
+        </w:rPr>
+      </w:pPr>
+      <m:oMathPara>
+        <m:oMathParaPr>
+          <m:jc m:val="left"/>
+        </m:oMathParaPr>
+        <m:oMath>
+          <m:sSub>
+            <m:sSubPr>
+              <m:ctrlPr>
+                <w:rPr>
+                  <w:rFonts w:ascii="Cambria Math" w:hAnsi="Cambria Math" w:cs="Times New Roman"/>
+                  <w:i/>
+                  <w:sz w:val="28"/>
+                  <w:szCs w:val="28"/>
+                </w:rPr>
+              </m:ctrlPr>
+            </m:sSubPr>
+            <m:e>
+              <m:r>
+                <w:rPr>
+                  <w:rFonts w:ascii="Cambria Math" w:hAnsi="Cambria Math" w:cs="Times New Roman"/>
+                  <w:sz w:val="28"/>
+                  <w:szCs w:val="28"/>
+                </w:rPr>
+                <m:t>t</m:t>
+              </m:r>
+            </m:e>
+            <m:sub>
+              <m:r>
+                <w:rPr>
+                  <w:rFonts w:ascii="Cambria Math" w:hAnsi="Cambria Math" w:cs="Times New Roman"/>
+                  <w:sz w:val="28"/>
+                  <w:szCs w:val="28"/>
+                </w:rPr>
+                <m:t>2</m:t>
+              </m:r>
+            </m:sub>
+          </m:sSub>
+          <m:r>
+            <w:rPr>
+              <w:rFonts w:ascii="Cambria Math" w:hAnsi="Cambria Math" w:cs="Times New Roman"/>
+              <w:sz w:val="28"/>
+              <w:szCs w:val="28"/>
+            </w:rPr>
+            <m:t>i</m:t>
+          </m:r>
+          <m:sSub>
+            <m:sSubPr>
+              <m:ctrlPr>
+                <w:rPr>
+                  <w:rFonts w:ascii="Cambria Math" w:hAnsi="Cambria Math" w:cs="Times New Roman"/>
+                  <w:i/>
+                  <w:sz w:val="28"/>
+                  <w:szCs w:val="28"/>
+                </w:rPr>
+              </m:ctrlPr>
+            </m:sSubPr>
+            <m:e>
+              <m:r>
+                <w:rPr>
+                  <w:rFonts w:ascii="Cambria Math" w:hAnsi="Cambria Math" w:cs="Times New Roman"/>
+                  <w:sz w:val="28"/>
+                  <w:szCs w:val="28"/>
+                </w:rPr>
+                <m:t>t</m:t>
+              </m:r>
+            </m:e>
+            <m:sub>
+              <m:r>
+                <w:rPr>
+                  <w:rFonts w:ascii="Cambria Math" w:hAnsi="Cambria Math" w:cs="Times New Roman"/>
+                  <w:sz w:val="28"/>
+                  <w:szCs w:val="28"/>
+                </w:rPr>
+                <m:t>3</m:t>
+              </m:r>
+            </m:sub>
+          </m:sSub>
+          <m:r>
+            <w:rPr>
+              <w:rFonts w:ascii="Cambria Math" w:hAnsi="Cambria Math" w:cs="Times New Roman"/>
+              <w:sz w:val="28"/>
+              <w:szCs w:val="28"/>
+            </w:rPr>
+            <m:t>:0.3926</m:t>
+          </m:r>
+        </m:oMath>
+      </m:oMathPara>
+    </w:p>
+    <w:p>
+      <w:pPr>
+        <w:spacing w:after="120" w:line="360" w:lineRule="auto"/>
+        <w:jc w:val="both"/>
+        <w:rPr>
+          <w:rFonts w:ascii="Cambria Math" w:hAnsi="Cambria Math" w:cs="Times New Roman"/>
+          <w:sz w:val="28"/>
+          <w:szCs w:val="28"/>
+          <w:oMath/>
+        </w:rPr>
+      </w:pPr>
+      <m:oMathPara>
+        <m:oMathParaPr>
+          <m:jc m:val="left"/>
+        </m:oMathParaPr>
+        <m:oMath>
+          <m:sSub>
+            <m:sSubPr>
+              <m:ctrlPr>
+                <w:rPr>
+                  <w:rFonts w:ascii="Cambria Math" w:hAnsi="Cambria Math" w:cs="Times New Roman"/>
+                  <w:i/>
+                  <w:sz w:val="28"/>
+                  <w:szCs w:val="28"/>
+                </w:rPr>
+              </m:ctrlPr>
+            </m:sSubPr>
+            <m:e>
+              <m:r>
+                <w:rPr>
+                  <w:rFonts w:ascii="Cambria Math" w:hAnsi="Cambria Math" w:cs="Times New Roman"/>
+                  <w:sz w:val="28"/>
+                  <w:szCs w:val="28"/>
+                </w:rPr>
+                <m:t>t</m:t>
+              </m:r>
+            </m:e>
+            <m:sub>
+              <m:r>
+                <w:rPr>
+                  <w:rFonts w:ascii="Cambria Math" w:hAnsi="Cambria Math" w:cs="Times New Roman"/>
+                  <w:sz w:val="28"/>
+                  <w:szCs w:val="28"/>
+                </w:rPr>
+                <m:t>4</m:t>
+              </m:r>
+            </m:sub>
+          </m:sSub>
+          <m:r>
+            <w:rPr>
+              <w:rFonts w:ascii="Cambria Math" w:hAnsi="Cambria Math" w:cs="Times New Roman"/>
+              <w:sz w:val="28"/>
+              <w:szCs w:val="28"/>
+            </w:rPr>
+            <m:t>i</m:t>
+          </m:r>
+          <m:sSub>
+            <m:sSubPr>
+              <m:ctrlPr>
+                <w:rPr>
+                  <w:rFonts w:ascii="Cambria Math" w:hAnsi="Cambria Math" w:cs="Times New Roman"/>
+                  <w:i/>
+                  <w:sz w:val="28"/>
+                  <w:szCs w:val="28"/>
+                </w:rPr>
+              </m:ctrlPr>
+            </m:sSubPr>
+            <m:e>
+              <m:r>
+                <w:rPr>
+                  <w:rFonts w:ascii="Cambria Math" w:hAnsi="Cambria Math" w:cs="Times New Roman"/>
+                  <w:sz w:val="28"/>
+                  <w:szCs w:val="28"/>
+                </w:rPr>
+                <m:t>t</m:t>
+              </m:r>
+            </m:e>
+            <m:sub>
+              <m:r>
+                <w:rPr>
+                  <w:rFonts w:ascii="Cambria Math" w:hAnsi="Cambria Math" w:cs="Times New Roman"/>
+                  <w:sz w:val="28"/>
+                  <w:szCs w:val="28"/>
+                </w:rPr>
+                <m:t>5</m:t>
+              </m:r>
+            </m:sub>
+          </m:sSub>
+          <m:r>
+            <w:rPr>
+              <w:rFonts w:ascii="Cambria Math" w:hAnsi="Cambria Math" w:cs="Times New Roman"/>
+              <w:sz w:val="28"/>
+              <w:szCs w:val="28"/>
+            </w:rPr>
+            <m:t>:1.1821</m:t>
+          </m:r>
+        </m:oMath>
+      </m:oMathPara>
+    </w:p>
+    <w:p>
+      <w:pPr>
+        <w:spacing w:after="240" w:line="360" w:lineRule="auto"/>
+        <w:jc w:val="both"/>
+        <w:rPr>
+          <w:rFonts w:ascii="Times New Roman" w:eastAsiaTheme="minorEastAsia" w:hAnsi="Times New Roman" w:cs="Times New Roman"/>
+          <w:sz w:val="28"/>
+          <w:szCs w:val="28"/>
+        </w:rPr>
+      </w:pPr>
+      <m:oMathPara>
+        <m:oMathParaPr>
+          <m:jc m:val="left"/>
+        </m:oMathParaPr>
+        <m:oMath>
+          <m:sSub>
+            <m:sSubPr>
+              <m:ctrlPr>
+                <w:rPr>
+                  <w:rFonts w:ascii="Cambria Math" w:hAnsi="Cambria Math" w:cs="Times New Roman"/>
+                  <w:i/>
+                  <w:sz w:val="28"/>
+                  <w:szCs w:val="28"/>
+                </w:rPr>
+              </m:ctrlPr>
+            </m:sSubPr>
+            <m:e>
+              <m:r>
+                <w:rPr>
+                  <w:rFonts w:ascii="Cambria Math" w:hAnsi="Cambria Math" w:cs="Times New Roman"/>
+                  <w:sz w:val="28"/>
+                  <w:szCs w:val="28"/>
+                </w:rPr>
+                <m:t>t</m:t>
+              </m:r>
+            </m:e>
+            <m:sub>
+              <m:r>
+                <w:rPr>
+                  <w:rFonts w:ascii="Cambria Math" w:hAnsi="Cambria Math" w:cs="Times New Roman"/>
+                  <w:sz w:val="28"/>
+                  <w:szCs w:val="28"/>
+                </w:rPr>
+                <m:t>7</m:t>
+              </m:r>
+            </m:sub>
+          </m:sSub>
+          <m:r>
+            <w:rPr>
+              <w:rFonts w:ascii="Cambria Math" w:hAnsi="Cambria Math" w:cs="Times New Roman"/>
+              <w:sz w:val="28"/>
+              <w:szCs w:val="28"/>
+            </w:rPr>
+            <m:t>i</m:t>
+          </m:r>
+          <m:sSub>
+            <m:sSubPr>
+              <m:ctrlPr>
+                <w:rPr>
+                  <w:rFonts w:ascii="Cambria Math" w:hAnsi="Cambria Math" w:cs="Times New Roman"/>
+                  <w:i/>
+                  <w:sz w:val="28"/>
+                  <w:szCs w:val="28"/>
+                </w:rPr>
+              </m:ctrlPr>
+            </m:sSubPr>
+            <m:e>
+              <m:r>
+                <w:rPr>
+                  <w:rFonts w:ascii="Cambria Math" w:hAnsi="Cambria Math" w:cs="Times New Roman"/>
+                  <w:sz w:val="28"/>
+                  <w:szCs w:val="28"/>
+                </w:rPr>
+                <m:t>t</m:t>
+              </m:r>
+            </m:e>
+            <m:sub>
+              <m:r>
+                <w:rPr>
+                  <w:rFonts w:ascii="Cambria Math" w:hAnsi="Cambria Math" w:cs="Times New Roman"/>
+                  <w:sz w:val="28"/>
+                  <w:szCs w:val="28"/>
+                </w:rPr>
+                <m:t>8</m:t>
+              </m:r>
+            </m:sub>
+          </m:sSub>
+          <m:r>
+            <w:rPr>
+              <w:rFonts w:ascii="Cambria Math" w:hAnsi="Cambria Math" w:cs="Times New Roman"/>
+              <w:sz w:val="28"/>
+              <w:szCs w:val="28"/>
+            </w:rPr>
+            <m:t>:1.127</m:t>
+          </m:r>
+          <m:r>
+            <w:rPr>
+              <w:rFonts w:ascii="Cambria Math" w:hAnsi="Cambria Math" w:cs="Times New Roman"/>
+              <w:sz w:val="28"/>
+              <w:szCs w:val="28"/>
+            </w:rPr>
+            <m:t>4</m:t>
+          </m:r>
+        </m:oMath>
+      </m:oMathPara>
     </w:p>
     <w:p>
       <w:pPr>
